--- a/example_articles/gender/Other/1.gender_Other_New_York_Times.docx
+++ b/example_articles/gender/Other/1.gender_Other_New_York_Times.docx
@@ -7,7 +7,7 @@
         <w:pStyle w:val="Heading1"/>
       </w:pPr>
       <w:r>
-        <w:t>Los Angeles County Deputies Accused of Brutality</w:t>
+        <w:t>New &amp; Noteworthy Paperbacks  - Correction Appended</w:t>
       </w:r>
     </w:p>
     <w:p>
@@ -17,27 +17,27 @@
     </w:p>
     <w:p>
       <w:r>
-        <w:t>Date: 1990-09-30</w:t>
+        <w:t>Date: 2001-10-14</w:t>
       </w:r>
     </w:p>
     <w:p>
       <w:r>
-        <w:t>Section: Section 1; Part 1, Page 23, Column 1; National Desk</w:t>
+        <w:t>Section: Section 7; Column 1; Book Review Desk; Pg. 32</w:t>
       </w:r>
     </w:p>
     <w:p>
       <w:r>
-        <w:t>Source File: NYT/38.DOCX</w:t>
+        <w:t>Source file: NYT/37.DOCX</w:t>
       </w:r>
     </w:p>
     <w:p>
       <w:r>
-        <w:t>Raw gender result: Male (the reunion group described: 45 men)</w:t>
+        <w:t>Raw gender result, 'gender': Mixed (male and female members within the working-class group described: Chris is a transgender man; Debbie is a woman)</w:t>
       </w:r>
     </w:p>
     <w:p>
       <w:r>
-        <w:t>gender_stand (Standardized): Other</w:t>
+        <w:t>Standardized gender result, 'gender_stand': Other</w:t>
       </w:r>
     </w:p>
     <w:p>
@@ -49,41 +49,47 @@
     </w:p>
     <w:p>
       <w:r>
-        <w:t>Last February, William Leonard was stopped by police officers who apparently thought he was armed, was ordered to place his hands behind his head and, as he tried to kneel, was killed by 33 bullets fired into almost every part of his body. His 18-year-old daughter watched.</w:t>
+        <w:t>SEEING THROUGH PLACES: Reflections on Geography and Identity, by Mary Gordon. (Touchstone/Simon &amp; Schuster, $12.) The novelist sheds light on her fictional world in eight essays about places she inhabited, from her grandmother's guilt-ridden household (more Addams Family than cozy sanctuary for the young Mary) to Rome, where she first felt free. "Re-evoking the places and objects that once were so much darker and more fearful is a fine work of restoration," Rosemary Dinnage wrote here last year. "Gordon knits them all together in a satisfying pattern."</w:t>
         <w:br/>
-        <w:t>This account has emerged in a lawsuit against the Los Angeles County Sheriff's Department and the City of Lynwood as one of the most glaring examples of alleged police misconduct.</w:t>
         <w:br/>
-        <w:t>The civil rights lawsuit, filed Tuesday in Federal District Court in Los Angeles, lists 43 incidents, including killings, shootings and beatings that it says were perpetrated by deputies at the Lynwood Sheriff's Substation mostly against minority victims in this working-class city of 54,000 people.</w:t>
+        <w:t>ROPE BURNS: Stories From the Corner, by F. X. Toole. (Ecco/HarperCollins, $13.) In his first short-story collection, a septuagenarian former boxer, trainer and corner man conjures the rough-and-tumble world of professional boxing in elegiac tales about men and women who scramble for a split decision in the face of daunting odds. "Toole's prose is sharp and jablike" and he "has a talent for illuminating the thoughts of the near illiterate but streetwise," Allen Barra wrote in these pages in 2000.</w:t>
         <w:br/>
-        <w:t>Lynwood, like other small cities in Los Angeles County that do not have their own police force, contracts for the services of the county Sheriff's Department for local law enforcement. Lynwood is about 10 miles south of downtown Los Angeles.</w:t>
         <w:br/>
-        <w:t>A spokesman for the Sheriff's Department declined to comment on the case and said he did not know if any of the officers it cited had been disciplined or were being investigated. Lawyers who filed the suit say none of the officers has been disciplined.</w:t>
+        <w:t>CAN'T YOU HEAR ME CALLIN': The Life of Bill Monroe, Father of Bluegrass, by Richard D. Smith. (Da Capo, $17.) The inventor of bluegrass is portrayed as a hardened survivor of poverty and a solitary soul whose lifelong melancholy gave his music -- a seemingly incompatible stew of styles and themes -- its distinctive "high lonesome sound." The result is "a carefully researched biography" that is "factually reliable, musically knowledgeable . . . and appropriately frank," Terry Teachout said here last year.</w:t>
         <w:br/>
-        <w:t>These lawyers contend that the incidents, which included two shooting deaths, several broken bones, dozens of beatings, and chokings to the point of unconsciousness, are not unique to Lynwood. ''There are many officers who have taken it upon themselves to be the law enforcement agency, the police officer, the judge, the jury and sometimes the executioner,'' said George V. Denny 3d, the lead lawyer for the plaintiffs.</w:t>
         <w:br/>
-        <w:t>In addition to seeking unspecified monetary damages, the suit requests that the Lynwood Sheriff's Substation be put under court control.</w:t>
+        <w:t>THE UNKNOWN MATISSE: A Life of Henri Matisse. The Early Years, 1869-1908, by Hilary Spurling. (University of California, $22.50.) In a biography marked by deep research and intense concentration, the author plays advocate for the French painter, hunting down scraps of information about his friends, family and rivals as she recounts the first half of his life. In this "splendid work," which was chosen by the editors of the Book Review as one of the best books of 1998, "again and again, the reader fears for Matisse, as in a good novel: how will he get out of this hole, who will buy his work, what if he gives up?" Julian Barnes wrote here.</w:t>
         <w:br/>
-        <w:t>''It's clear that the sheriff of Los Angeles County and county officials cannot or will not assert the control that's needed,'' said Patrick O. Patterson, a lawyer with the NAACP Legal Defense and Educational Fund in Los Angeles, which is representing the plaintiffs together with the Police Misconduct Lawyer Referral Service.</w:t>
         <w:br/>
-        <w:t>The Mayor of Lynwood, Robert Henning, expressed support for the Sheriff's Department and the deputies assigned to his city, which pays about $4 million a year for their services.</w:t>
+        <w:t>THE TALMUD AND THE INTERNET: A Journey Between Worlds, by Jonathan Rosen. (Picador USA, $10.) Blending personal and scholarly reflection, the author explores the unforeseen linkages between two absorbent sources of information that contain virtually all knowledge, if you know how and where to find it. "The result is an admirable essay" that is "carefully shaped, having an air of relaxation, yet with no hint of looseness in the writing," Frank Kermode wrote here in 2000. In Dreams of Being Alive: The Literary Core of the Kabbalah, by David Rosenberg (Three Rivers, $13), a noted translator of ancient writings turns to the bedrock work of Jewish mysticism, unearthing the rich symbolism and raw human impulses that penetrate the often challenging esoteric teachings. "His translations . . . brilliantly heighten and reproduce the literary and artistic effects of the text and provide spine-tingling illuminations," Jonathan Wilson said in the Book Review last year.</w:t>
         <w:br/>
-        <w:t>''I think we have one of the best law-enforcement agencies that money can buy,'' said Mr. Henning. ''It's possible that out of all of this, we will find that someone has made an error in judgment, but I'm not going to condemn a whole organization simply because someone may have had a confrontation with the law.''</w:t>
         <w:br/>
-        <w:t>In announcing their suit, several plaintiffs displayed photographs of their bloody faces, missing teeth, lacerations and bandages. The suit lists more than 70 people as victims, including Sandi Leonard, William Leonard's daughter, who displayed a picture of her father.</w:t>
+        <w:t>LYING AWAKE, by Mark Salzman. (Vintage Contemporaries, $12.) In this spare, earnest novel, a cloistered nun in modern Los Angeles who has divine visions is faced with an agonizing dilemma: told that she has epilepsy, she must either undergo surgery that might cause her to lose her ecstatic visions, or continue living with the disease, aware that her encounters with God might be biologically based delusions. The result is "a singularly rich and abundant work," Louis Bayard said here in 2000.</w:t>
         <w:br/>
-        <w:t>Miss Leonard, who tearfully described the events leading to the death of her 43-year-old father, said she hoped the suit would result in an investigation. Although Mr. Leonard was a non-Hispanic white, most of the victims are black or Hispanic. Their lawyers say minority and low-income residents are more likely to be the victims of police brutality and misconduct.</w:t>
         <w:br/>
-        <w:t>''They tell their deputies to go out and crack heads if necessary to make their presence on the street known,'' said Mr. Denny.</w:t>
+        <w:t>JOE COLLEGE, by Tom Perrotta. (St. Martin's Griffin, $12.95.) The hero of this satirical novel about the social shuffling of the meritocracy is a working-class guy from central New Jersey who tries to navigate between his student life at Yale and "Dante's Roach Coach," his father's lunch truck, whose pull he can't quite escape. The result is "an absorbing, fleshed-out portrait of an American male edging toward adulthood," Maria Russo wrote here last year.</w:t>
         <w:br/>
-        <w:t>Darren Thomas, the primary plaintiff in the case, said he had been choked and beaten and subjected to racial slurs after being arrested by Lynwood Sheriff's Deputies for drinking beer in his front yard.</w:t>
+        <w:br/>
+        <w:t>TALKING DIRTY TO THE GODS: Poems, by Yusef Komunyakaa. (Farrar, Straus &amp; Giroux, $13.) Full of whimsy and self-mockery, these 132 poems are sonnetlike meditations on deities -- Greek, Christian and many others -- and the strange and powerful ways they animate human lives. "Often Komunyakaa wonderfully achieves the combined mischief and moralizing of Catullus," April Bernard said here last year.   Scott Veale</w:t>
+        <w:br/>
+        <w:br/>
+        <w:t>http://www.nytimes.com</w:t>
+        <w:br/>
+        <w:t>Correction</w:t>
+        <w:br/>
+        <w:br/>
+        <w:br/>
+        <w:t>An entry on Oct. 14 in the New &amp; Noteworthy Paperbacks column about a book by David Rosenberg on Jewish mysticism omitted a word from the title. It is "Dreams of Being Eaten Alive: The Literary Core of the Kabbalah," not "Dreams of Being Alive."</w:t>
+        <w:br/>
+        <w:t>Correction-Date: November 4, 2001</w:t>
+        <w:br/>
+        <w:br/>
+        <w:t>Graphic</w:t>
+        <w:br/>
         <w:br/>
         <w:t xml:space="preserve"> </w:t>
         <w:br/>
-        <w:t>'I Just Prayed'</w:t>
-        <w:br/>
-        <w:t>When Mr. Thomas, who is black, asked the officers why he was being arrested, he said, he was choked twice to the point of unconsciousness while handcuffed, then revived with kicks and jolts from an electronic stun gun.</w:t>
-        <w:br/>
-        <w:t>''There was nothing I could do except just hope they wouldn't kill me like in so many cases,'' said Mr. Thomas, who added that he did not fight back. ''I just prayed that I would live through it.''</w:t>
+        <w:t>Photos (Joyce Ravid; Jessica Yu)</w:t>
       </w:r>
     </w:p>
     <w:sectPr>

--- a/example_articles/gender/Other/1.gender_Other_New_York_Times.docx
+++ b/example_articles/gender/Other/1.gender_Other_New_York_Times.docx
@@ -7,7 +7,7 @@
         <w:pStyle w:val="Heading1"/>
       </w:pPr>
       <w:r>
-        <w:t>New &amp; Noteworthy Paperbacks  - Correction Appended</w:t>
+        <w:t>In 'Tick, Tick … Boom!,' Robin de Jesús Knew He Could Do It</w:t>
       </w:r>
     </w:p>
     <w:p>
@@ -17,22 +17,22 @@
     </w:p>
     <w:p>
       <w:r>
-        <w:t>Date: 2001-10-14</w:t>
+        <w:t>Date: 2021-11-19</w:t>
       </w:r>
     </w:p>
     <w:p>
       <w:r>
-        <w:t>Section: Section 7; Column 1; Book Review Desk; Pg. 32</w:t>
+        <w:t>Section: MOVIES</w:t>
       </w:r>
     </w:p>
     <w:p>
       <w:r>
-        <w:t>Source file: NYT/37.DOCX</w:t>
+        <w:t>Source file: NYT/7.DOCX</w:t>
       </w:r>
     </w:p>
     <w:p>
       <w:r>
-        <w:t>Raw gender result, 'gender': Mixed (male and female members within the working-class group described: Chris is a transgender man; Debbie is a woman)</w:t>
+        <w:t>Raw gender result, 'gender': Mixed (includes men; described as gay/queer males)</w:t>
       </w:r>
     </w:p>
     <w:p>
@@ -49,47 +49,57 @@
     </w:p>
     <w:p>
       <w:r>
-        <w:t>SEEING THROUGH PLACES: Reflections on Geography and Identity, by Mary Gordon. (Touchstone/Simon &amp; Schuster, $12.) The novelist sheds light on her fictional world in eight essays about places she inhabited, from her grandmother's guilt-ridden household (more Addams Family than cozy sanctuary for the young Mary) to Rome, where she first felt free. "Re-evoking the places and objects that once were so much darker and more fearful is a fine work of restoration," Rosemary Dinnage wrote here last year. "Gordon knits them all together in a satisfying pattern."</w:t>
+        <w:t>In the film, this queer Puerto Rican actor gets to showcase his range, stepping into a more mature role as Michael.</w:t>
         <w:br/>
+        <w:t>The T-shirt says it all: "This body was built on arroz con gandules."</w:t>
         <w:br/>
-        <w:t>ROPE BURNS: Stories From the Corner, by F. X. Toole. (Ecco/HarperCollins, $13.) In his first short-story collection, a septuagenarian former boxer, trainer and corner man conjures the rough-and-tumble world of professional boxing in elegiac tales about men and women who scramble for a split decision in the face of daunting odds. "Toole's prose is sharp and jablike" and he "has a talent for illuminating the thoughts of the near illiterate but streetwise," Allen Barra wrote in these pages in 2000.</w:t>
+        <w:t>Arroz con gandules, or rice with pigeon peas, is a Puerto Rican classic, and Robin de Jesús wears the shirt with pride under a burnt orange jacket. When mounds of maduros (fried sweet plantains) arrive with our entrees, each is topped with a tiny Puerto Rican flag. De Jesús, 37, approves.</w:t>
         <w:br/>
+        <w:t>The actor's family is from rural Puerto Rico, and he grew up in a working-class community in Norwalk, Conn. Known for larger-than-life roles like a gay teenager who dabbles in drag in the movie "Camp," a spirited maid in the Broadway revival of "La Cage aux Folles" and a boisterous interior decorator in both the play and film versions of "The Boys in the Band," he wanted to diversify his work.</w:t>
         <w:br/>
-        <w:t>CAN'T YOU HEAR ME CALLIN': The Life of Bill Monroe, Father of Bluegrass, by Richard D. Smith. (Da Capo, $17.) The inventor of bluegrass is portrayed as a hardened survivor of poverty and a solitary soul whose lifelong melancholy gave his music -- a seemingly incompatible stew of styles and themes -- its distinctive "high lonesome sound." The result is "a carefully researched biography" that is "factually reliable, musically knowledgeable . . . and appropriately frank," Terry Teachout said here last year.</w:t>
+        <w:t>Then along came "Tick, Tick … Boom!." De Jesús was deeply intentional in auditioning for the role of Michael, an actor turned advertiser, in the film, directed by Lin-Manuel Miranda.</w:t>
         <w:br/>
+        <w:t>"What kept coming up for me was, 'I want a quiet performance.' I want a quiet, subtle, nuance," de Jesús said at lunch. "And I know that, if I do that, I can showcase maturity."</w:t>
         <w:br/>
-        <w:t>THE UNKNOWN MATISSE: A Life of Henri Matisse. The Early Years, 1869-1908, by Hilary Spurling. (University of California, $22.50.) In a biography marked by deep research and intense concentration, the author plays advocate for the French painter, hunting down scraps of information about his friends, family and rivals as she recounts the first half of his life. In this "splendid work," which was chosen by the editors of the Book Review as one of the best books of 1998, "again and again, the reader fears for Matisse, as in a good novel: how will he get out of this hole, who will buy his work, what if he gives up?" Julian Barnes wrote here.</w:t>
+        <w:t>The movie (in theaters and on Netflix) is an adaptation of a musical about the writing of a musical. The original "Tick, Tick … Boom!" was written by Jonathan Larson — who would later go on to write the rock musical "Rent" — and first performed in 1990. The film tells the tale of an aspiring composer (also named Jonathan and played by Andrew Garfield) pouring himself into yet another musical, this one called "Superbia." It takes place in the early '90s, against the stark backdrop of the AIDS epidemic.</w:t>
         <w:br/>
+        <w:t>As his 30th birthday looms, Jonathan's anxiety manifests as a persistent ticking. He worries about the upcoming workshop of "Superbia," upon which everything seemingly hinges — and about whether he can succeed in the performing arts at all.</w:t>
         <w:br/>
-        <w:t>THE TALMUD AND THE INTERNET: A Journey Between Worlds, by Jonathan Rosen. (Picador USA, $10.) Blending personal and scholarly reflection, the author explores the unforeseen linkages between two absorbent sources of information that contain virtually all knowledge, if you know how and where to find it. "The result is an admirable essay" that is "carefully shaped, having an air of relaxation, yet with no hint of looseness in the writing," Frank Kermode wrote here in 2000. In Dreams of Being Alive: The Literary Core of the Kabbalah, by David Rosenberg (Three Rivers, $13), a noted translator of ancient writings turns to the bedrock work of Jewish mysticism, unearthing the rich symbolism and raw human impulses that penetrate the often challenging esoteric teachings. "His translations . . . brilliantly heighten and reproduce the literary and artistic effects of the text and provide spine-tingling illuminations," Jonathan Wilson said in the Book Review last year.</w:t>
+        <w:t>Michael, his former roommate and best friend since childhood, has tapped out of the threadbare artist lifestyle, opting instead for a plush career in advertising and a glittering high-rise apartment. He was tired of waiting for hours in line for an audition, just to be cut off after six measures of a song and called the wrong name: "Juan, Pedro, Carlos, lo que sea."</w:t>
         <w:br/>
+        <w:t>That's not to say that Michael has hardened into a formal shell; he stays playful and supportive of Jonathan's dreams. We first meet him visiting Jonathan at work in the Moondance Diner, where he drops off copies he made of the "Superbia" script.</w:t>
         <w:br/>
-        <w:t>LYING AWAKE, by Mark Salzman. (Vintage Contemporaries, $12.) In this spare, earnest novel, a cloistered nun in modern Los Angeles who has divine visions is faced with an agonizing dilemma: told that she has epilepsy, she must either undergo surgery that might cause her to lose her ecstatic visions, or continue living with the disease, aware that her encounters with God might be biologically based delusions. The result is "a singularly rich and abundant work," Louis Bayard said here in 2000.</w:t>
+        <w:t>"Boo-boo, you need to ask yourself," Michael tells Jonathan, "In this moment, are you letting yourself be led by fear? Or love?"</w:t>
         <w:br/>
+        <w:t>De Jesús said, "I knew that Michael did not have to be pulled and buttoned up, that he was someone who navigated being an artist, a creative, someone who was down and hip, and cool with also doing advertising."</w:t>
         <w:br/>
-        <w:t>JOE COLLEGE, by Tom Perrotta. (St. Martin's Griffin, $12.95.) The hero of this satirical novel about the social shuffling of the meritocracy is a working-class guy from central New Jersey who tries to navigate between his student life at Yale and "Dante's Roach Coach," his father's lunch truck, whose pull he can't quite escape. The result is "an absorbing, fleshed-out portrait of an American male edging toward adulthood," Maria Russo wrote here last year.</w:t>
+        <w:t>"It didn't have to just be one thing," he continued.</w:t>
         <w:br/>
+        <w:t>Although de Jesús has appeared in many major movies, he assumed some other, bigger film star might snag the role of Michael. So he took a risk in his audition. Miranda was impressed.</w:t>
         <w:br/>
-        <w:t>TALKING DIRTY TO THE GODS: Poems, by Yusef Komunyakaa. (Farrar, Straus &amp; Giroux, $13.) Full of whimsy and self-mockery, these 132 poems are sonnetlike meditations on deities -- Greek, Christian and many others -- and the strange and powerful ways they animate human lives. "Often Komunyakaa wonderfully achieves the combined mischief and moralizing of Catullus," April Bernard said here last year.   Scott Veale</w:t>
+        <w:t>"I've seen a lot of productions of 'Tick, Tick … Boom!' and a lot of the time the guy that gets cast as Michael is someone who looks very at home being a business guy, very dapper, very smooth," Miranda said in a phone call. "What's fun about Robin as a choice is that you 100 percent believe this is an artist who thrives in this world. It's an artist with a business suit on."</w:t>
         <w:br/>
+        <w:t>Miranda and de Jesús go way back. (So far, in fact, that de Jesús sang at Miranda's wedding.) In 2005, de Jesús made his Broadway debut in "Rent" as a member of the ensemble and an understudy for Angel, a young drag queen. That same year, he joined the original cast of "In the Heights," Miranda's first musical, with a book by Quiara Alegría Hudes.</w:t>
         <w:br/>
-        <w:t>http://www.nytimes.com</w:t>
+        <w:t>"Quiara and I realized every time he had the ball, he just put a crazy spin on it and knocked it out of the park," Miranda said of de Jesús. "I am mixing my tennis and baseball metaphors, but so would Robin."</w:t>
         <w:br/>
-        <w:t>Correction</w:t>
+        <w:t>De Jesús earned a Tony nomination for his role as Sonny in "In the Heights." He received subsequent nominations for "La Cage aux Folles" in 2010 and "The Boys in the Band" in 2019. This year, he presented at the Tony Awards with Andrew Garfield.</w:t>
         <w:br/>
+        <w:t>But so many of his roles came across as youthful or outsize. De Jesús was ready for something fresh.</w:t>
         <w:br/>
+        <w:t>"My other characters are like two-liter soda bottles that you shake up and you open," he said. "Michael, you shake, but you leave closed. And I don't get to play that often. I've always known I'm capable of it."</w:t>
         <w:br/>
-        <w:t>An entry on Oct. 14 in the New &amp; Noteworthy Paperbacks column about a book by David Rosenberg on Jewish mysticism omitted a word from the title. It is "Dreams of Being Eaten Alive: The Literary Core of the Kabbalah," not "Dreams of Being Alive."</w:t>
+        <w:t>He was just waiting for someone to give him the opportunity — like many Black and brown artists, he points out.</w:t>
         <w:br/>
-        <w:t>Correction-Date: November 4, 2001</w:t>
+        <w:t>"The fact that I've been in New York since 2002, and my first month in New York, I repeatedly heard, 'It's a good time to be a person of color in theater,'" he said. "And here we are 20 years later."</w:t>
         <w:br/>
+        <w:t>And yet, to be Black and brown in New York's arts and entertainment industry is a thing of beauty, he said, in "the way we've created our own cultures, and the way we uplift and promote joy for one another."</w:t>
         <w:br/>
-        <w:t>Graphic</w:t>
+        <w:t>De Jesús's best friend, his "nonsexual lifetime partner," Dominic Colón, is part of that group of artists, too. Both men are gay and queer Latinos who live in the Bronx, so close they can see each others apartments (intentionally). After "Tick, Tick … Boom!," de Jesús hopes to act in Colón's play, "The War I Know," a working-class, Puerto Rican story that mirrors their own.</w:t>
         <w:br/>
+        <w:t>"I think he is a teacher," Colón said. "I think he is a valuable lesson for artists of any age to trust in the journey. And it may not look exactly how you thought it was going to look when you were 18, but it works out in the way that it needs to, and it will continue to."</w:t>
         <w:br/>
-        <w:t xml:space="preserve"> </w:t>
-        <w:br/>
-        <w:t>Photos (Joyce Ravid; Jessica Yu)</w:t>
+        <w:t>PHOTOS: Robin de Jesús, left, with Andrew Garfield in the film version of "Tick, Tick . . . Boom!" (PHOTOGRAPH BY MACALL POLAY/NETFLIX); "It didn't have to just be one thing," said de Jesús on playing an actor turned advertiser in "Tick, Tick . . . Boom!," Jonathan Larson's musical adapted to the big screen by Lin-Manuel Miranda. (PHOTOGRAPH BY STEVEN MOLINA CONTRERAS FOR THE NEW YORK TIMES)</w:t>
       </w:r>
     </w:p>
     <w:sectPr>

--- a/example_articles/gender/Other/1.gender_Other_New_York_Times.docx
+++ b/example_articles/gender/Other/1.gender_Other_New_York_Times.docx
@@ -7,7 +7,7 @@
         <w:pStyle w:val="Heading1"/>
       </w:pPr>
       <w:r>
-        <w:t>In 'Tick, Tick … Boom!,' Robin de Jesús Knew He Could Do It</w:t>
+        <w:t>Not Your Daddy's Freud</w:t>
       </w:r>
     </w:p>
     <w:p>
@@ -17,12 +17,12 @@
     </w:p>
     <w:p>
       <w:r>
-        <w:t>Date: 2021-11-19</w:t>
+        <w:t>Date: 2023-03-22</w:t>
       </w:r>
     </w:p>
     <w:p>
       <w:r>
-        <w:t>Section: MOVIES</w:t>
+        <w:t>Section: STYLE</w:t>
       </w:r>
     </w:p>
     <w:p>
@@ -32,7 +32,7 @@
     </w:p>
     <w:p>
       <w:r>
-        <w:t>Raw gender result, 'gender': Mixed (includes men; described as gay/queer males)</w:t>
+        <w:t>Raw gender result, 'gender': Mixed (includes trans woman)</w:t>
       </w:r>
     </w:p>
     <w:p>
@@ -49,57 +49,109 @@
     </w:p>
     <w:p>
       <w:r>
-        <w:t>In the film, this queer Puerto Rican actor gets to showcase his range, stepping into a more mature role as Michael.</w:t>
+        <w:t>In the fall of 2020, Ilan Zechory stepped down as president of Genius, the annotation site he founded with two friends from Yale. After more than a decade at the start-up, he could have been forgiven for taking a break.</w:t>
         <w:br/>
-        <w:t>The T-shirt says it all: "This body was built on arroz con gandules."</w:t>
+        <w:t>Now Mr. Zechory is hard at work again, though not running another zeitgeisty digital media site. Instead, the 39-year-old is training to be a psychoanalyst.</w:t>
         <w:br/>
-        <w:t>Arroz con gandules, or rice with pigeon peas, is a Puerto Rican classic, and Robin de Jesús wears the shirt with pride under a burnt orange jacket. When mounds of maduros (fried sweet plantains) arrive with our entrees, each is topped with a tiny Puerto Rican flag. De Jesús, 37, approves.</w:t>
+        <w:t>Five days a week from an office on the Upper West Side, Mr. Zechory helps his 20 or so patients — some of them supine, in the classic style — plumb the depths of their unconscious minds. Having gained an appreciation for the method during his own multiyear analysis, Mr. Zechory loves his new role.</w:t>
         <w:br/>
-        <w:t>The actor's family is from rural Puerto Rico, and he grew up in a working-class community in Norwalk, Conn. Known for larger-than-life roles like a gay teenager who dabbles in drag in the movie "Camp," a spirited maid in the Broadway revival of "La Cage aux Folles" and a boisterous interior decorator in both the play and film versions of "The Boys in the Band," he wanted to diversify his work.</w:t>
+        <w:t>"For the first time in my life I feel at peace with work, and have stopped dreaming about what else I should be doing with my days," he said.</w:t>
         <w:br/>
-        <w:t>Then along came "Tick, Tick … Boom!." De Jesús was deeply intentional in auditioning for the role of Michael, an actor turned advertiser, in the film, directed by Lin-Manuel Miranda.</w:t>
+        <w:t>Mr. Zechory is part of what may be a larger psychoanalytic moment. Around the country, on divans and in training institutes, on Instagram meme accounts and in small magazines, young (or at least young-ish) people are rediscovering the talking cure, along with the ideas of the Viennese doctor who developed it at the turn of the 20th century.</w:t>
         <w:br/>
-        <w:t>"What kept coming up for me was, 'I want a quiet performance.' I want a quiet, subtle, nuance," de Jesús said at lunch. "And I know that, if I do that, I can showcase maturity."</w:t>
+        <w:t>After several decades at the margins of American healthcare — and 100 years after he published his last major theoretical work — Sigmund Freud is enjoying something of a comeback.</w:t>
         <w:br/>
-        <w:t>The movie (in theaters and on Netflix) is an adaptation of a musical about the writing of a musical. The original "Tick, Tick … Boom!" was written by Jonathan Larson — who would later go on to write the rock musical "Rent" — and first performed in 1990. The film tells the tale of an aspiring composer (also named Jonathan and played by Andrew Garfield) pouring himself into yet another musical, this one called "Superbia." It takes place in the early '90s, against the stark backdrop of the AIDS epidemic.</w:t>
+        <w:t>Look and listen carefully these days, and you'll find Herr Doktor. For instance, the Instagram account freud.intensifieshas more than a million followers and posts memes like a portrait of Freud overlaid with the text "Every time you call your boyfriend 'Daddy,' Sigmund Freud's ghost becomes a little stronger." In an April 2022 TikTok, which has been watched nearly five million times, a young man extols Freud: "Fast forward a hundred years, and he ain't miss yet!"</w:t>
         <w:br/>
-        <w:t>As his 30th birthday looms, Jonathan's anxiety manifests as a persistent ticking. He worries about the upcoming workshop of "Superbia," upon which everything seemingly hinges — and about whether he can succeed in the performing arts at all.</w:t>
+        <w:t>The magazine Parapraxis, which was started last year to "inquire into and uncover the psychosocial dimension of our lives," has attracted a progressive "new psychoanalysis crowd." The forthcoming film "Freud's Last Session," starring Anthony Hopkins, is currently filming in a reconstruction of Freud's famous Hampstead study, complete with antiquities. The Showtime series "Couples Therapy" documents several patients who see Orna Guralnik, a New York psychoanalyst and psychologist. "Know Your Enemy," an au courant lefty podcast, has devoted multiple episodes to discussions of Freud, who has become a frequent topic of conversation among the show's hosts.</w:t>
         <w:br/>
-        <w:t>Michael, his former roommate and best friend since childhood, has tapped out of the threadbare artist lifestyle, opting instead for a plush career in advertising and a glittering high-rise apartment. He was tired of waiting for hours in line for an audition, just to be cut off after six measures of a song and called the wrong name: "Juan, Pedro, Carlos, lo que sea."</w:t>
+        <w:t>And Opulent Tips, an influential fashion newsletter, referred in January to a "Freudian-core" aesthetic inspired by "the freaky underbelly of the 1950s," psychoanalysis' so-called golden age in the United States: "Looking the part. A crisp and correct surface with strange feelings boiling just beneath."</w:t>
         <w:br/>
-        <w:t>That's not to say that Michael has hardened into a formal shell; he stays playful and supportive of Jonathan's dreams. We first meet him visiting Jonathan at work in the Moondance Diner, where he drops off copies he made of the "Superbia" script.</w:t>
+        <w:t>Plus, any culture that has just produced "MILF Manor" is going through something Freudian.</w:t>
         <w:br/>
-        <w:t>"Boo-boo, you need to ask yourself," Michael tells Jonathan, "In this moment, are you letting yourself be led by fear? Or love?"</w:t>
+        <w:t>'You're Working With People's Fantasies'</w:t>
         <w:br/>
-        <w:t>De Jesús said, "I knew that Michael did not have to be pulled and buttoned up, that he was someone who navigated being an artist, a creative, someone who was down and hip, and cool with also doing advertising."</w:t>
+        <w:t>In her 1981 book about psychoanalysis, "The Impossible Profession," Janet Malcolm interviews a pseudonymous analyst. "The insights of psychoanalysis are never taken for granted from one generation to the next," he says. "Each generation has to make the original discoveries afresh!"</w:t>
         <w:br/>
-        <w:t>"It didn't have to just be one thing," he continued.</w:t>
+        <w:t>Like anything formative from long in the past, Freud never totally disappeared. Some of his concepts, like denial and libido, are so deeply embedded in popular culture that we no longer even think of them as Freudian. And no young century that has canonized "The Sopranos," which featured many sessions of Tony's psychotherapy with Dr. Melfi, as well as episode-long dream sequences, could be completely devoid of "golden Siggie," as Freud's mother reportedly called him.</w:t>
         <w:br/>
-        <w:t>Although de Jesús has appeared in many major movies, he assumed some other, bigger film star might snag the role of Michael. So he took a risk in his audition. Miranda was impressed.</w:t>
+        <w:t>But today, the interest is more literal.</w:t>
         <w:br/>
-        <w:t>"I've seen a lot of productions of 'Tick, Tick … Boom!' and a lot of the time the guy that gets cast as Michael is someone who looks very at home being a business guy, very dapper, very smooth," Miranda said in a phone call. "What's fun about Robin as a choice is that you 100 percent believe this is an artist who thrives in this world. It's an artist with a business suit on."</w:t>
+        <w:t>According to a spokesperson, the American Psychoanalytic Association, the country's main professional organization for psychoanalysts, doesn't keep data on the number of new analysts — though its 3000 members, in comparison to the 106,000 licensed psychologists in the United States, give a sense of the field's niche status. But several prominent training institutes say applications are on the rise. And the Institute for Psychoanalytic Training and Research (IPTAR) says the number of sessions performed by its in-house clinic has roughly doubled since 2017, a sign that more people are seeking analytic treatment.</w:t>
         <w:br/>
-        <w:t>Miranda and de Jesús go way back. (So far, in fact, that de Jesús sang at Miranda's wedding.) In 2005, de Jesús made his Broadway debut in "Rent" as a member of the ensemble and an understudy for Angel, a young drag queen. That same year, he joined the original cast of "In the Heights," Miranda's first musical, with a book by Quiara Alegría Hudes.</w:t>
+        <w:t>Violet Lucca, 37, the vice president of digital at Harper's Magazine, started analysis recently for two reasons. First, she is working on a book about the director David Cronenberg, whose interest in psychoanalysis yielded the 2011 film "A Dangerous Method," which dramatizes the relationship between Freud and his most famous follower, Carl Jung. Ms. Lucca thought going through analysis herself would be creatively useful. Second, in the last five years Ms. Lucca has dealt with the death of her mother, who she said was schizophrenic, as well as the end of a long relationship.</w:t>
         <w:br/>
-        <w:t>"Quiara and I realized every time he had the ball, he just put a crazy spin on it and knocked it out of the park," Miranda said of de Jesús. "I am mixing my tennis and baseball metaphors, but so would Robin."</w:t>
+        <w:t>"I'm overdue," she said. (Ms. Lucca's analyst is Griffin Hansbury, who writes the widely read blog Jeremiah's Vanishing New York under the pseudonym Jeremiah Moss.)</w:t>
         <w:br/>
-        <w:t>De Jesús earned a Tony nomination for his role as Sonny in "In the Heights." He received subsequent nominations for "La Cage aux Folles" in 2010 and "The Boys in the Band" in 2019. This year, he presented at the Tony Awards with Andrew Garfield.</w:t>
+        <w:t>Ms. Lucca said she hopes to become a little happier.</w:t>
         <w:br/>
-        <w:t>But so many of his roles came across as youthful or outsize. De Jesús was ready for something fresh.</w:t>
+        <w:t>That could take a while. According to a 2022 paper in The International Journal of Psychoanalysis, a typical analysis lasts three to seven years.</w:t>
         <w:br/>
-        <w:t>"My other characters are like two-liter soda bottles that you shake up and you open," he said. "Michael, you shake, but you leave closed. And I don't get to play that often. I've always known I'm capable of it."</w:t>
+        <w:t>But it's the length and depth of that conversation that drew Yelena Akhtiorskaya to analytic training. An acclaimed novelist (The New York Times called her debut, "Panic in a Suitcase," "​​brilliant and often funny"), Ms. Akhtiorskaya, 37, found her financial prospects as a full-time writer dim. (According to Tessa Peteete Ivers, chief operating officer of IPTAR, a first-year analyst could expect to make between $75,000 and $120,000 a year.)</w:t>
         <w:br/>
-        <w:t>He was just waiting for someone to give him the opportunity — like many Black and brown artists, he points out.</w:t>
+        <w:t>So, inspired by an uncle who was a poet and an analyst, she decided in 2017 to get her license in psychoanalysis.</w:t>
         <w:br/>
-        <w:t>"The fact that I've been in New York since 2002, and my first month in New York, I repeatedly heard, 'It's a good time to be a person of color in theater,'" he said. "And here we are 20 years later."</w:t>
+        <w:t>"As a literary person, what could be better than discussing dreams and symbols and delving as deep as possible four days a week?" she said. "I don't see why everyone isn't doing it. You are your own boss. You make your own hours. And you're working with people's fantasies."</w:t>
         <w:br/>
-        <w:t>And yet, to be Black and brown in New York's arts and entertainment industry is a thing of beauty, he said, in "the way we've created our own cultures, and the way we uplift and promote joy for one another."</w:t>
+        <w:t>Ms. Akhtiorskaya is part of a new cohort of people from creative backgrounds embarking on psychoanalytic training, a career change that would have been unthinkable in the heyday of the practice. The European émigrés who helped popularize analysis in the United States tethered themselves to the American medical establishment as a way of lending their method institutional legitimacy. For years, only psychiatrists — medical doctors — could receive analytic training.</w:t>
         <w:br/>
-        <w:t>De Jesús's best friend, his "nonsexual lifetime partner," Dominic Colón, is part of that group of artists, too. Both men are gay and queer Latinos who live in the Bronx, so close they can see each others apartments (intentionally). After "Tick, Tick … Boom!," de Jesús hopes to act in Colón's play, "The War I Know," a working-class, Puerto Rican story that mirrors their own.</w:t>
+        <w:t>Much of the field came to resemble, as Ms. Malcolm wrote, "a hidden, almost secret byway traveled by few (the analysts and their patients), edged by decrepit mansions with drawn shades." In this atmosphere, some wildly sexist, homophobic, and racist ideas, such as the notion that racial minorities were unanalyzable, flourished.</w:t>
         <w:br/>
-        <w:t>"I think he is a teacher," Colón said. "I think he is a valuable lesson for artists of any age to trust in the journey. And it may not look exactly how you thought it was going to look when you were 18, but it works out in the way that it needs to, and it will continue to."</w:t>
+        <w:t>"Our politics of exclusivity have done us a disservice," said Kerry Sulkowicz, president of the American Psychoanalytic Association.</w:t>
         <w:br/>
-        <w:t>PHOTOS: Robin de Jesús, left, with Andrew Garfield in the film version of "Tick, Tick . . . Boom!" (PHOTOGRAPH BY MACALL POLAY/NETFLIX); "It didn't have to just be one thing," said de Jesús on playing an actor turned advertiser in "Tick, Tick . . . Boom!," Jonathan Larson's musical adapted to the big screen by Lin-Manuel Miranda. (PHOTOGRAPH BY STEVEN MOLINA CONTRERAS FOR THE NEW YORK TIMES)</w:t>
+        <w:t>In 1988,a lawsuit opened up analytic training to social workers and psychologists. (In 2010, New York state began allowing people without mental-health training to pursue licenses in psychoanalysis.) But by then the field was already in a period of steep decline. The advent of modern psychopharmacology and the rise of short-term cognitive behavioral therapy made Freud's clinical legacy seem to many fuzzy, or worse, quaint.</w:t>
+        <w:br/>
+        <w:t>(C.B.T., pioneered in the 1960s by an erstwhile Freudian psychiatrist named Aaron Beck, is considered the gold standard in treating anxiety and depression by many mental health professionals, with the strongest empirical support.)</w:t>
+        <w:br/>
+        <w:t>Analysis is also notoriously expensive and time-consuming; a senior analyst in Manhattan might charge $400 an hour, which, on the suggested four-to-five day a week schedule, could easily work out to an $80,000 yearly expense that is only partly reimbursed by insurance. But many analysts work on a sliding scale, and some of the training institutes offer therapy for rates as low as $10 an hour.</w:t>
+        <w:br/>
+        <w:t>The goals of analysis are in one sense modest — Freud wrote, "much will be gained if we succeed in transforming your neurotic misery into ordinary unhappiness" — but its claims about the operations of the mind are vast, and have drawn enormous skepticism. Karl Popper, the philosopher of science, famously criticized psychoanalysis as non-falsifiable, and therefore unscientific; Frederick Crews, an emeritus professor of literature at the University of California, Berkeley, made it the mission of much of his career to argue that Freudianism was so unempirical that it wasn't even a suitable basis for literary criticism.</w:t>
+        <w:br/>
+        <w:t>"Freud's writings are full of ambiguities, so anyone who wants to find either positive or despairing implication in them can do so," Professor Crews said. "When propositions contradict each other, I regard that as a fatal problem. If you're just a casual reader and you come across sentences that you like, perhaps that suffices for you."</w:t>
+        <w:br/>
+        <w:t xml:space="preserve">Butsome high-profile research has raised doubts about the science behind selective serotonin reuptake inhibitors, a class of medications frequently prescribed to treat depression and anxiety. And a younger generation has grown at least a bit skeptical about the way insurance companies and venture-backed mental health startups seem to favor cognitive-behavioral therapy, perhaps paving the way for this renewed interest in less symptom-focused forms of treatment. </w:t>
+        <w:br/>
+        <w:t>Indeed, the idea that there are no magic bullets for mental health is part of what drew Mr. Zechory — the ex-start-up boss — to analytic training.</w:t>
+        <w:br/>
+        <w:t>"I always had a sense that there is no free lunch, psychologically," he said.</w:t>
+        <w:br/>
+        <w:t>'There's an Inward Turn Now'</w:t>
+        <w:br/>
+        <w:t>Analysis, which is focused on excavating highly personal narratives of meaning over long periods of time, may seem like an odd fit in a culture that often embraces broad structural explanations for social traumas.</w:t>
+        <w:br/>
+        <w:t>But Freud's ideas, according to a group of social-justice-oriented analysts, offer a way of understanding the unarticulated forces that create the social world and shape one's place within it.</w:t>
+        <w:br/>
+        <w:t>"C.B.T. may help you with your panic attack today," said Dr. Beverly Stoute, a psychiatrist and psychoanalyst in Atlanta, referring to cognitive behavioral therapy. "But after you recover from your panic attack, you realize, 'Damn, this world is crazy.'"</w:t>
+        <w:br/>
+        <w:t>Dr. Stoute, who is Black, is a co-chairwoman of the Holmes Commission, convened in 2020 by the American Psychoanalytic Association to investigate systemic racism within institutional analysis in the United States. (Dr. Stoute estimates there are somewhere between 40 and 50 Black psychoanalysts in the United States.) The commission, along with work by the group Black Psychoanalysts Speak, and an influential 2016 documentary called Psychoanalysis in El Barrio, have argued that analysis is a powerful tool for addressing buried racial and class trauma.</w:t>
+        <w:br/>
+        <w:t>"Psychoanalysis is the study of how we maintain not knowing what we know," said Matthew Steinfeld, a professor of psychiatry at the Yale School of Medicine. "And America is organized around not remembering what happened here."</w:t>
+        <w:br/>
+        <w:t>Sam Adler-Bell, 32, a writer and the co-host of the "Know Your Enemy" podcast, started reading Freud during the pandemic, as Bernie Sanders's 2020 campaign foundered. He thinks that the left looks for Freudian explanations during times of defeat.</w:t>
+        <w:br/>
+        <w:t>"There's an inward turn now," Mr. Adler-Bell said. "Maybe this purely materialist analysis of people's motivations doesn't give us what we need to make sense of the moment."</w:t>
+        <w:br/>
+        <w:t>Nico Fuentes, a 32-year-old student at the Borough of Manhattan Community College, came to analysis three years ago, feeling emotionally stuck. She said she was turned off by the C.B.T. workbooks friends recommended, with their narrow focus on treating symptoms and quick diagnostics.</w:t>
+        <w:br/>
+        <w:t>Ms. Fuentes was drawn instead to the intensity of traditional psychoanalysis. Her experience has left her convinced that the treatment has universal value.</w:t>
+        <w:br/>
+        <w:t>"I am not bourgeois," she said. "I'm a working class, trans woman of color who began in analysis with very little understanding of analysis." "But," Ms. Fuentes argued, despite the longstanding perception to the contrary, "there is nothing fancy about psychoanalysis," just two people in a room, talking.</w:t>
+        <w:br/>
+        <w:t>Then there's the matter of how we remember Freud himself. After decades of lacerating criticism over the sexism of concepts like penis envy and the theory that homosexuality resulted from abnormal Oedipal development, Freud came to symbolize for many the white, domineering, and pseudoscientific legacy of analysis.</w:t>
+        <w:br/>
+        <w:t>"I originally read Freud as a teenager and thought, this is amazing," said Dr. Guralnik, of "Couples Therapy." "Then I came into all sorts of deep feminist critiques of Freud and started thinking, this is a whole bunch of patriarchal garbage. But having read a lot more and having come to realize that you have to see Freud in the context of his time, I came out on the other side. There are all kinds of Freuds. And you kind of pick and choose what Freud you want to have."</w:t>
+        <w:br/>
+        <w:t>That people see what they want in Freud is fitting: The first psychoanalyst is still, more than 80 years after his death, a transference figure. As Sophie Kemp pointed out earlier this year in a piece for Dirt, the appeal of the Freudaissance for certain "downtown gamines obsessed with daddy" may be precisely that he has a retrograde and sexist image.</w:t>
+        <w:br/>
+        <w:t>But some of the new vogue for Freud emphasizes his status as a racial minority in his native Austria, whose views on, for example, homosexuality, were nuanced and ahead of their time. A TikTok user recently discovered the famous 1935 letter in which Freud reassures the concerned American mother of a gay son that "homosexuality is nothing to be ashamed of, no vice, no degradation."</w:t>
+        <w:br/>
+        <w:t>"I don't know how the idea that Freud hated gay people got started," the fresh-faced TikTok user concluded, "But he did not. He absolutely did not." ("the more you know #freud #psychology #lgbt," he added in a caption.)</w:t>
+        <w:br/>
+        <w:t>"When I actually read him, the things he was writing in the late 19th century are so much more progressive than most of America is now," said Ms. Akhtiorskaya. "To say that we're all polymorphously perverse, that we all have bisexual fantasies. It's modern."</w:t>
+        <w:br/>
+        <w:t>And as for the charge that psychoanalysis isn't results-oriented, try explaining that to the moneymakers, who seem to see a return on the investment. One of the treatments Mr. Zechory offers is a hybrid therapy-coaching practice. His clientele: Start-up founders.</w:t>
+        <w:br/>
+        <w:t>PHOTOS: Below, the psychoanalyst Orna Guralnik in "Couples Therapy," and Viggo Mortensen, left, as Sigmund Freud and Michael Fassbender as Carl Jung in the 2011 film "A Dangerous Method." (PHOTOGRAPHS BY SHOWTIME; SHOWTIME SONY PICTURES CLASSICS) This article appeared in print on page ST10.</w:t>
       </w:r>
     </w:p>
     <w:sectPr>

--- a/example_articles/gender/Other/1.gender_Other_New_York_Times.docx
+++ b/example_articles/gender/Other/1.gender_Other_New_York_Times.docx
@@ -7,7 +7,7 @@
         <w:pStyle w:val="Heading1"/>
       </w:pPr>
       <w:r>
-        <w:t>Not Your Daddy's Freud</w:t>
+        <w:t>The Travail of Being Herself</w:t>
       </w:r>
     </w:p>
     <w:p>
@@ -17,22 +17,22 @@
     </w:p>
     <w:p>
       <w:r>
-        <w:t>Date: 2023-03-22</w:t>
+        <w:t>Date: 2015-05-21</w:t>
       </w:r>
     </w:p>
     <w:p>
       <w:r>
-        <w:t>Section: STYLE</w:t>
+        <w:t>Section: Section C; Column 0; The Arts/Cultural Desk; Pg. 7</w:t>
       </w:r>
     </w:p>
     <w:p>
       <w:r>
-        <w:t>Source file: NYT/7.DOCX</w:t>
+        <w:t>Source file: NYT/27.DOCX</w:t>
       </w:r>
     </w:p>
     <w:p>
       <w:r>
-        <w:t>Raw gender result, 'gender': Mixed (includes trans woman)</w:t>
+        <w:t>Raw gender result, 'gender': Mixed (transgender woman from a working-class home)</w:t>
       </w:r>
     </w:p>
     <w:p>
@@ -49,109 +49,50 @@
     </w:p>
     <w:p>
       <w:r>
-        <w:t>In the fall of 2020, Ilan Zechory stepped down as president of Genius, the annotation site he founded with two friends from Yale. After more than a decade at the start-up, he could have been forgiven for taking a break.</w:t>
+        <w:t>Pauline knows that you're looking at her. People always do. Her response is to look right back -- hard -- until you drop or soften your gaze. You better. Pauline is determined to make you feel more embarrassed by the fact of her existence than she is.</w:t>
         <w:br/>
-        <w:t>Now Mr. Zechory is hard at work again, though not running another zeitgeisty digital media site. Instead, the 39-year-old is training to be a psychoanalyst.</w:t>
+        <w:t xml:space="preserve">In a bold and expert performance that makes no concessions to an actor's vanity or an audience's sympathy, the august British actor Simon Callow portrays -- no, fully inhabits -- Pauline in Emmanuel Darley's ''Tuesdays at Tesco's.'' This bleak portrait of a woman defending her identity, which opened on Tuesday night at 59E59 as part of the Brits Off Broadway festival, is letting no one off easy. </w:t>
         <w:br/>
-        <w:t>Five days a week from an office on the Upper West Side, Mr. Zechory helps his 20 or so patients — some of them supine, in the classic style — plumb the depths of their unconscious minds. Having gained an appreciation for the method during his own multiyear analysis, Mr. Zechory loves his new role.</w:t>
+        <w:t xml:space="preserve">  Pauline -- nee Paul -- has none of the ingratiating, flirtatious, life-affirming aspects that we have come to associate with lovable transgender characters for politically enlightened audiences. From the moment Mr. Callow stomps onto the stage -- in a cleavage-flashing red blouse, a tasteful beige skirt and pop-out splashes of turquoise -- it is clear that Pauline is an enraged and aggrieved woman.</w:t>
         <w:br/>
-        <w:t>"For the first time in my life I feel at peace with work, and have stopped dreaming about what else I should be doing with my days," he said.</w:t>
+        <w:t xml:space="preserve">  And, yes, she is emphatically a woman, though her broad shoulders, rough-hewn features and growling voice might suggest otherwise. The sole character in this 75-minute show, directed (by Simon Stokes) and designed (by Robin Don) with poetic severity, Pauline has always known what sex she is, even when she lived as a little boy in the working-class home where much of this show is set.</w:t>
         <w:br/>
-        <w:t>Mr. Zechory is part of what may be a larger psychoanalytic moment. Around the country, on divans and in training institutes, on Instagram meme accounts and in small magazines, young (or at least young-ish) people are rediscovering the talking cure, along with the ideas of the Viennese doctor who developed it at the turn of the 20th century.</w:t>
+        <w:t xml:space="preserve">  That's the place she visits every Tuesday to do the washing, ironing, tidying and shopping for her old widowed dad, who never bothered to learn any of the domestic arts. Pauline is a whiz at such activities, though she gets little thanks for them. Whenever her father looks at her, always reluctantly, she sees in his eyes the same distressed message: ''How is this possible?''</w:t>
         <w:br/>
-        <w:t>After several decades at the margins of American healthcare — and 100 years after he published his last major theoretical work — Sigmund Freud is enjoying something of a comeback.</w:t>
+        <w:t xml:space="preserve">  In its way, ''Tuesdays at Tesco's'' is as defiant as its heroine. Adapted and translated by Matthew Hurt and Sarah Vermande from Mr. Darley's French play ''Le Mardi à Monoprix,'' this short drama dares to be dreary. For one of the privileges that Pauline insists upon is her right to do the daily drudge work that her mother did, without anyone thinking much of it. She describes such work in painstaking detail; it's as if it's her passport to her true self.</w:t>
         <w:br/>
-        <w:t>Look and listen carefully these days, and you'll find Herr Doktor. For instance, the Instagram account freud.intensifieshas more than a million followers and posts memes like a portrait of Freud overlaid with the text "Every time you call your boyfriend 'Daddy,' Sigmund Freud's ghost becomes a little stronger." In an April 2022 TikTok, which has been watched nearly five million times, a young man extols Freud: "Fast forward a hundred years, and he ain't miss yet!"</w:t>
+        <w:t xml:space="preserve">  Her chores include spending time at the local Tesco, Britain's largest supermarket chain, where there is no way that Pauline is going to shop unnoticed. She drags her father there every Tuesday to buy his week's groceries. This outing becomes a slow exercise in agony, with father trying to keep a disowning distance from the daughter he still thinks of as his son.</w:t>
         <w:br/>
-        <w:t>The magazine Parapraxis, which was started last year to "inquire into and uncover the psychosocial dimension of our lives," has attracted a progressive "new psychoanalysis crowd." The forthcoming film "Freud's Last Session," starring Anthony Hopkins, is currently filming in a reconstruction of Freud's famous Hampstead study, complete with antiquities. The Showtime series "Couples Therapy" documents several patients who see Orna Guralnik, a New York psychoanalyst and psychologist. "Know Your Enemy," an au courant lefty podcast, has devoted multiple episodes to discussions of Freud, who has become a frequent topic of conversation among the show's hosts.</w:t>
+        <w:t xml:space="preserve">  ''Everybody stares at me on Tuesdays,'' Pauline announces in the play's opening line. ''Everybody.'' Much of the production is an implicit anatomy of those stares. They tend to be contemptuous, disgusted or, at best, amused. But when Pauline looks in a mirror at the grocery store, she smiles at the woman she sees there. ''She is beautiful,'' she says. ''A little, I don't know, sad maybe.''</w:t>
         <w:br/>
-        <w:t>And Opulent Tips, an influential fashion newsletter, referred in January to a "Freudian-core" aesthetic inspired by "the freaky underbelly of the 1950s," psychoanalysis' so-called golden age in the United States: "Looking the part. A crisp and correct surface with strange feelings boiling just beneath."</w:t>
+        <w:t xml:space="preserve">  Mr. Callow -- a popular British film character actor (''Four Weddings and a Funeral'') and past master of solo stage performances (in plays about Dickens, Shakespeare and Wagner) -- artfully elicits the dichotomy of Pauline's life. She belongs unmistakably to the masculine world she came from. (Listen to her channeling her father's voice.) Yet we never doubt the existence of the natural woman within.</w:t>
         <w:br/>
-        <w:t>Plus, any culture that has just produced "MILF Manor" is going through something Freudian.</w:t>
+        <w:t xml:space="preserve">  Everything about this show's first 70 minutes is completely of a piece, including Mr. Don's abstract dreamscape of a set. So it comes as a jolt when the script moves on to a melodramatic and sensational postscript.</w:t>
         <w:br/>
-        <w:t>'You're Working With People's Fantasies'</w:t>
+        <w:t xml:space="preserve">  It's a clunker of a conclusion, which seems unworthy of what's preceded it. After all, what makes Pauline compelling has been her wish to be boring. Denying her that wish so extravagantly feels cheap.</w:t>
         <w:br/>
-        <w:t>In her 1981 book about psychoanalysis, "The Impossible Profession," Janet Malcolm interviews a pseudonymous analyst. "The insights of psychoanalysis are never taken for granted from one generation to the next," he says. "Each generation has to make the original discoveries afresh!"</w:t>
+        <w:t xml:space="preserve">  The composer and musician Conor Mitchell is onstage throughout, standing next to an upright piano on which he plays dissonant, fragmented melodies that strive anxiously for harmony. He and Mr. Callow do not acknowledge each other's existences.</w:t>
         <w:br/>
-        <w:t>Like anything formative from long in the past, Freud never totally disappeared. Some of his concepts, like denial and libido, are so deeply embedded in popular culture that we no longer even think of them as Freudian. And no young century that has canonized "The Sopranos," which featured many sessions of Tony's psychotherapy with Dr. Melfi, as well as episode-long dream sequences, could be completely devoid of "golden Siggie," as Freud's mother reportedly called him.</w:t>
+        <w:t xml:space="preserve">  But every now and then, Mr. Callow will break into a dance to the music -- a tango, a waltz, a tap routine or a ''Swan Lake'' miniballet, all executed with resonant brusqueness. It is the only catharsis Pauline is allowed. It feels as liberating as it is angry.</w:t>
         <w:br/>
-        <w:t>But today, the interest is more literal.</w:t>
+        <w:t xml:space="preserve">  Tuesdays at Tesco's</w:t>
         <w:br/>
-        <w:t>According to a spokesperson, the American Psychoanalytic Association, the country's main professional organization for psychoanalysts, doesn't keep data on the number of new analysts — though its 3000 members, in comparison to the 106,000 licensed psychologists in the United States, give a sense of the field's niche status. But several prominent training institutes say applications are on the rise. And the Institute for Psychoanalytic Training and Research (IPTAR) says the number of sessions performed by its in-house clinic has roughly doubled since 2017, a sign that more people are seeking analytic treatment.</w:t>
+        <w:t xml:space="preserve">  By Emmanuel Darley; adapted from Mr. Darley's play ''Le Mardi à Monoprix'' and translated by Matthew Hurt and Sarah Vermande; directed by Simon Stokes; sets and costumes by Robin Don; lighting by Chahine Yavroyan; movement director, Quinny Sacks; wardrobe, Tara Llewellyn; stage managers, Grace Wessels (Britain) and Jessica Johnston (United States); executive producer, Richard Darbourne; producer/general manager, Dudley Hinton; associate producer, Assembly and Riverside Studios. Presented as part of Brits Off Broadway by Richard Darbourne Ltd in association with Assembly and Riverside Studios. At 59E59 Theaters, 59 East 59th Street; 212-279-4200, 59e59.org. Through June 7. Running time: 1 hour 15 minutes.</w:t>
         <w:br/>
-        <w:t>Violet Lucca, 37, the vice president of digital at Harper's Magazine, started analysis recently for two reasons. First, she is working on a book about the director David Cronenberg, whose interest in psychoanalysis yielded the 2011 film "A Dangerous Method," which dramatizes the relationship between Freud and his most famous follower, Carl Jung. Ms. Lucca thought going through analysis herself would be creatively useful. Second, in the last five years Ms. Lucca has dealt with the death of her mother, who she said was schizophrenic, as well as the end of a long relationship.</w:t>
+        <w:t xml:space="preserve">  WITH: Simon Callow (Pauline) and Conor Mitchell (Musician).</w:t>
         <w:br/>
-        <w:t>"I'm overdue," she said. (Ms. Lucca's analyst is Griffin Hansbury, who writes the widely read blog Jeremiah's Vanishing New York under the pseudonym Jeremiah Moss.)</w:t>
+        <w:t xml:space="preserve">  This is a more complete version of the story than the one that appeared in print.         </w:t>
         <w:br/>
-        <w:t>Ms. Lucca said she hopes to become a little happier.</w:t>
         <w:br/>
-        <w:t>That could take a while. According to a 2022 paper in The International Journal of Psychoanalysis, a typical analysis lasts three to seven years.</w:t>
+        <w:t>http://www.nytimes.com/2015/05/20/theater/review-tuesdays-at-tescos-with-simon-callow-on-a-transgender-womans-travail.html</w:t>
         <w:br/>
-        <w:t>But it's the length and depth of that conversation that drew Yelena Akhtiorskaya to analytic training. An acclaimed novelist (The New York Times called her debut, "Panic in a Suitcase," "​​brilliant and often funny"), Ms. Akhtiorskaya, 37, found her financial prospects as a full-time writer dim. (According to Tessa Peteete Ivers, chief operating officer of IPTAR, a first-year analyst could expect to make between $75,000 and $120,000 a year.)</w:t>
         <w:br/>
-        <w:t>So, inspired by an uncle who was a poet and an analyst, she decided in 2017 to get her license in psychoanalysis.</w:t>
+        <w:t>Graphic</w:t>
         <w:br/>
-        <w:t>"As a literary person, what could be better than discussing dreams and symbols and delving as deep as possible four days a week?" she said. "I don't see why everyone isn't doing it. You are your own boss. You make your own hours. And you're working with people's fantasies."</w:t>
         <w:br/>
-        <w:t>Ms. Akhtiorskaya is part of a new cohort of people from creative backgrounds embarking on psychoanalytic training, a career change that would have been unthinkable in the heyday of the practice. The European émigrés who helped popularize analysis in the United States tethered themselves to the American medical establishment as a way of lending their method institutional legitimacy. For years, only psychiatrists — medical doctors — could receive analytic training.</w:t>
+        <w:t xml:space="preserve"> </w:t>
         <w:br/>
-        <w:t>Much of the field came to resemble, as Ms. Malcolm wrote, "a hidden, almost secret byway traveled by few (the analysts and their patients), edged by decrepit mansions with drawn shades." In this atmosphere, some wildly sexist, homophobic, and racist ideas, such as the notion that racial minorities were unanalyzable, flourished.</w:t>
-        <w:br/>
-        <w:t>"Our politics of exclusivity have done us a disservice," said Kerry Sulkowicz, president of the American Psychoanalytic Association.</w:t>
-        <w:br/>
-        <w:t>In 1988,a lawsuit opened up analytic training to social workers and psychologists. (In 2010, New York state began allowing people without mental-health training to pursue licenses in psychoanalysis.) But by then the field was already in a period of steep decline. The advent of modern psychopharmacology and the rise of short-term cognitive behavioral therapy made Freud's clinical legacy seem to many fuzzy, or worse, quaint.</w:t>
-        <w:br/>
-        <w:t>(C.B.T., pioneered in the 1960s by an erstwhile Freudian psychiatrist named Aaron Beck, is considered the gold standard in treating anxiety and depression by many mental health professionals, with the strongest empirical support.)</w:t>
-        <w:br/>
-        <w:t>Analysis is also notoriously expensive and time-consuming; a senior analyst in Manhattan might charge $400 an hour, which, on the suggested four-to-five day a week schedule, could easily work out to an $80,000 yearly expense that is only partly reimbursed by insurance. But many analysts work on a sliding scale, and some of the training institutes offer therapy for rates as low as $10 an hour.</w:t>
-        <w:br/>
-        <w:t>The goals of analysis are in one sense modest — Freud wrote, "much will be gained if we succeed in transforming your neurotic misery into ordinary unhappiness" — but its claims about the operations of the mind are vast, and have drawn enormous skepticism. Karl Popper, the philosopher of science, famously criticized psychoanalysis as non-falsifiable, and therefore unscientific; Frederick Crews, an emeritus professor of literature at the University of California, Berkeley, made it the mission of much of his career to argue that Freudianism was so unempirical that it wasn't even a suitable basis for literary criticism.</w:t>
-        <w:br/>
-        <w:t>"Freud's writings are full of ambiguities, so anyone who wants to find either positive or despairing implication in them can do so," Professor Crews said. "When propositions contradict each other, I regard that as a fatal problem. If you're just a casual reader and you come across sentences that you like, perhaps that suffices for you."</w:t>
-        <w:br/>
-        <w:t xml:space="preserve">Butsome high-profile research has raised doubts about the science behind selective serotonin reuptake inhibitors, a class of medications frequently prescribed to treat depression and anxiety. And a younger generation has grown at least a bit skeptical about the way insurance companies and venture-backed mental health startups seem to favor cognitive-behavioral therapy, perhaps paving the way for this renewed interest in less symptom-focused forms of treatment. </w:t>
-        <w:br/>
-        <w:t>Indeed, the idea that there are no magic bullets for mental health is part of what drew Mr. Zechory — the ex-start-up boss — to analytic training.</w:t>
-        <w:br/>
-        <w:t>"I always had a sense that there is no free lunch, psychologically," he said.</w:t>
-        <w:br/>
-        <w:t>'There's an Inward Turn Now'</w:t>
-        <w:br/>
-        <w:t>Analysis, which is focused on excavating highly personal narratives of meaning over long periods of time, may seem like an odd fit in a culture that often embraces broad structural explanations for social traumas.</w:t>
-        <w:br/>
-        <w:t>But Freud's ideas, according to a group of social-justice-oriented analysts, offer a way of understanding the unarticulated forces that create the social world and shape one's place within it.</w:t>
-        <w:br/>
-        <w:t>"C.B.T. may help you with your panic attack today," said Dr. Beverly Stoute, a psychiatrist and psychoanalyst in Atlanta, referring to cognitive behavioral therapy. "But after you recover from your panic attack, you realize, 'Damn, this world is crazy.'"</w:t>
-        <w:br/>
-        <w:t>Dr. Stoute, who is Black, is a co-chairwoman of the Holmes Commission, convened in 2020 by the American Psychoanalytic Association to investigate systemic racism within institutional analysis in the United States. (Dr. Stoute estimates there are somewhere between 40 and 50 Black psychoanalysts in the United States.) The commission, along with work by the group Black Psychoanalysts Speak, and an influential 2016 documentary called Psychoanalysis in El Barrio, have argued that analysis is a powerful tool for addressing buried racial and class trauma.</w:t>
-        <w:br/>
-        <w:t>"Psychoanalysis is the study of how we maintain not knowing what we know," said Matthew Steinfeld, a professor of psychiatry at the Yale School of Medicine. "And America is organized around not remembering what happened here."</w:t>
-        <w:br/>
-        <w:t>Sam Adler-Bell, 32, a writer and the co-host of the "Know Your Enemy" podcast, started reading Freud during the pandemic, as Bernie Sanders's 2020 campaign foundered. He thinks that the left looks for Freudian explanations during times of defeat.</w:t>
-        <w:br/>
-        <w:t>"There's an inward turn now," Mr. Adler-Bell said. "Maybe this purely materialist analysis of people's motivations doesn't give us what we need to make sense of the moment."</w:t>
-        <w:br/>
-        <w:t>Nico Fuentes, a 32-year-old student at the Borough of Manhattan Community College, came to analysis three years ago, feeling emotionally stuck. She said she was turned off by the C.B.T. workbooks friends recommended, with their narrow focus on treating symptoms and quick diagnostics.</w:t>
-        <w:br/>
-        <w:t>Ms. Fuentes was drawn instead to the intensity of traditional psychoanalysis. Her experience has left her convinced that the treatment has universal value.</w:t>
-        <w:br/>
-        <w:t>"I am not bourgeois," she said. "I'm a working class, trans woman of color who began in analysis with very little understanding of analysis." "But," Ms. Fuentes argued, despite the longstanding perception to the contrary, "there is nothing fancy about psychoanalysis," just two people in a room, talking.</w:t>
-        <w:br/>
-        <w:t>Then there's the matter of how we remember Freud himself. After decades of lacerating criticism over the sexism of concepts like penis envy and the theory that homosexuality resulted from abnormal Oedipal development, Freud came to symbolize for many the white, domineering, and pseudoscientific legacy of analysis.</w:t>
-        <w:br/>
-        <w:t>"I originally read Freud as a teenager and thought, this is amazing," said Dr. Guralnik, of "Couples Therapy." "Then I came into all sorts of deep feminist critiques of Freud and started thinking, this is a whole bunch of patriarchal garbage. But having read a lot more and having come to realize that you have to see Freud in the context of his time, I came out on the other side. There are all kinds of Freuds. And you kind of pick and choose what Freud you want to have."</w:t>
-        <w:br/>
-        <w:t>That people see what they want in Freud is fitting: The first psychoanalyst is still, more than 80 years after his death, a transference figure. As Sophie Kemp pointed out earlier this year in a piece for Dirt, the appeal of the Freudaissance for certain "downtown gamines obsessed with daddy" may be precisely that he has a retrograde and sexist image.</w:t>
-        <w:br/>
-        <w:t>But some of the new vogue for Freud emphasizes his status as a racial minority in his native Austria, whose views on, for example, homosexuality, were nuanced and ahead of their time. A TikTok user recently discovered the famous 1935 letter in which Freud reassures the concerned American mother of a gay son that "homosexuality is nothing to be ashamed of, no vice, no degradation."</w:t>
-        <w:br/>
-        <w:t>"I don't know how the idea that Freud hated gay people got started," the fresh-faced TikTok user concluded, "But he did not. He absolutely did not." ("the more you know #freud #psychology #lgbt," he added in a caption.)</w:t>
-        <w:br/>
-        <w:t>"When I actually read him, the things he was writing in the late 19th century are so much more progressive than most of America is now," said Ms. Akhtiorskaya. "To say that we're all polymorphously perverse, that we all have bisexual fantasies. It's modern."</w:t>
-        <w:br/>
-        <w:t>And as for the charge that psychoanalysis isn't results-oriented, try explaining that to the moneymakers, who seem to see a return on the investment. One of the treatments Mr. Zechory offers is a hybrid therapy-coaching practice. His clientele: Start-up founders.</w:t>
-        <w:br/>
-        <w:t>PHOTOS: Below, the psychoanalyst Orna Guralnik in "Couples Therapy," and Viggo Mortensen, left, as Sigmund Freud and Michael Fassbender as Carl Jung in the 2011 film "A Dangerous Method." (PHOTOGRAPHS BY SHOWTIME; SHOWTIME SONY PICTURES CLASSICS) This article appeared in print on page ST10.</w:t>
+        <w:t>PHOTO:  Simon Callow as Pauline, a transgender woman trying to find a connection with her father in ''Tuesdays at Tesco's.'' (PHOTOGRAPH BY SARA KRULWICH/THE NEW YORK TIMES)</w:t>
       </w:r>
     </w:p>
     <w:sectPr>
